--- a/Chapter7/Chapter 7 Validation.docx
+++ b/Chapter7/Chapter 7 Validation.docx
@@ -19,7 +19,202 @@
         <w:t>n</w:t>
       </w:r>
     </w:p>
-    <w:p/>
+    <w:p>
+      <w:r>
+        <w:drawing>
+          <wp:inline distT="0" distB="0" distL="0" distR="0" wp14:anchorId="416A6C58" wp14:editId="2ACB37B9">
+            <wp:extent cx="5611008" cy="2581635"/>
+            <wp:effectExtent l="0" t="0" r="8890" b="9525"/>
+            <wp:docPr id="1959530418" name="Picture 1"/>
+            <wp:cNvGraphicFramePr>
+              <a:graphicFrameLocks xmlns:a="http://schemas.openxmlformats.org/drawingml/2006/main" noChangeAspect="1"/>
+            </wp:cNvGraphicFramePr>
+            <a:graphic xmlns:a="http://schemas.openxmlformats.org/drawingml/2006/main">
+              <a:graphicData uri="http://schemas.openxmlformats.org/drawingml/2006/picture">
+                <pic:pic xmlns:pic="http://schemas.openxmlformats.org/drawingml/2006/picture">
+                  <pic:nvPicPr>
+                    <pic:cNvPr id="1959530418" name=""/>
+                    <pic:cNvPicPr/>
+                  </pic:nvPicPr>
+                  <pic:blipFill>
+                    <a:blip r:embed="rId4"/>
+                    <a:stretch>
+                      <a:fillRect/>
+                    </a:stretch>
+                  </pic:blipFill>
+                  <pic:spPr>
+                    <a:xfrm>
+                      <a:off x="0" y="0"/>
+                      <a:ext cx="5611008" cy="2581635"/>
+                    </a:xfrm>
+                    <a:prstGeom prst="rect">
+                      <a:avLst/>
+                    </a:prstGeom>
+                  </pic:spPr>
+                </pic:pic>
+              </a:graphicData>
+            </a:graphic>
+          </wp:inline>
+        </w:drawing>
+      </w:r>
+    </w:p>
+    <w:p>
+      <w:r>
+        <w:drawing>
+          <wp:inline distT="0" distB="0" distL="0" distR="0" wp14:anchorId="61E49F9F" wp14:editId="1ACC7B65">
+            <wp:extent cx="5658640" cy="2619741"/>
+            <wp:effectExtent l="0" t="0" r="0" b="9525"/>
+            <wp:docPr id="1294850265" name="Picture 1"/>
+            <wp:cNvGraphicFramePr>
+              <a:graphicFrameLocks xmlns:a="http://schemas.openxmlformats.org/drawingml/2006/main" noChangeAspect="1"/>
+            </wp:cNvGraphicFramePr>
+            <a:graphic xmlns:a="http://schemas.openxmlformats.org/drawingml/2006/main">
+              <a:graphicData uri="http://schemas.openxmlformats.org/drawingml/2006/picture">
+                <pic:pic xmlns:pic="http://schemas.openxmlformats.org/drawingml/2006/picture">
+                  <pic:nvPicPr>
+                    <pic:cNvPr id="1294850265" name=""/>
+                    <pic:cNvPicPr/>
+                  </pic:nvPicPr>
+                  <pic:blipFill>
+                    <a:blip r:embed="rId5"/>
+                    <a:stretch>
+                      <a:fillRect/>
+                    </a:stretch>
+                  </pic:blipFill>
+                  <pic:spPr>
+                    <a:xfrm>
+                      <a:off x="0" y="0"/>
+                      <a:ext cx="5658640" cy="2619741"/>
+                    </a:xfrm>
+                    <a:prstGeom prst="rect">
+                      <a:avLst/>
+                    </a:prstGeom>
+                  </pic:spPr>
+                </pic:pic>
+              </a:graphicData>
+            </a:graphic>
+          </wp:inline>
+        </w:drawing>
+      </w:r>
+    </w:p>
+    <w:p>
+      <w:r>
+        <w:lastRenderedPageBreak/>
+        <w:drawing>
+          <wp:inline distT="0" distB="0" distL="0" distR="0" wp14:anchorId="2323659A" wp14:editId="1FFD8A08">
+            <wp:extent cx="5420481" cy="2638793"/>
+            <wp:effectExtent l="0" t="0" r="8890" b="9525"/>
+            <wp:docPr id="374947794" name="Picture 1"/>
+            <wp:cNvGraphicFramePr>
+              <a:graphicFrameLocks xmlns:a="http://schemas.openxmlformats.org/drawingml/2006/main" noChangeAspect="1"/>
+            </wp:cNvGraphicFramePr>
+            <a:graphic xmlns:a="http://schemas.openxmlformats.org/drawingml/2006/main">
+              <a:graphicData uri="http://schemas.openxmlformats.org/drawingml/2006/picture">
+                <pic:pic xmlns:pic="http://schemas.openxmlformats.org/drawingml/2006/picture">
+                  <pic:nvPicPr>
+                    <pic:cNvPr id="374947794" name=""/>
+                    <pic:cNvPicPr/>
+                  </pic:nvPicPr>
+                  <pic:blipFill>
+                    <a:blip r:embed="rId6"/>
+                    <a:stretch>
+                      <a:fillRect/>
+                    </a:stretch>
+                  </pic:blipFill>
+                  <pic:spPr>
+                    <a:xfrm>
+                      <a:off x="0" y="0"/>
+                      <a:ext cx="5420481" cy="2638793"/>
+                    </a:xfrm>
+                    <a:prstGeom prst="rect">
+                      <a:avLst/>
+                    </a:prstGeom>
+                  </pic:spPr>
+                </pic:pic>
+              </a:graphicData>
+            </a:graphic>
+          </wp:inline>
+        </w:drawing>
+      </w:r>
+    </w:p>
+    <w:p>
+      <w:r>
+        <w:drawing>
+          <wp:inline distT="0" distB="0" distL="0" distR="0" wp14:anchorId="452AE794" wp14:editId="1A02E485">
+            <wp:extent cx="5553850" cy="2648320"/>
+            <wp:effectExtent l="0" t="0" r="0" b="0"/>
+            <wp:docPr id="574915703" name="Picture 1"/>
+            <wp:cNvGraphicFramePr>
+              <a:graphicFrameLocks xmlns:a="http://schemas.openxmlformats.org/drawingml/2006/main" noChangeAspect="1"/>
+            </wp:cNvGraphicFramePr>
+            <a:graphic xmlns:a="http://schemas.openxmlformats.org/drawingml/2006/main">
+              <a:graphicData uri="http://schemas.openxmlformats.org/drawingml/2006/picture">
+                <pic:pic xmlns:pic="http://schemas.openxmlformats.org/drawingml/2006/picture">
+                  <pic:nvPicPr>
+                    <pic:cNvPr id="574915703" name=""/>
+                    <pic:cNvPicPr/>
+                  </pic:nvPicPr>
+                  <pic:blipFill>
+                    <a:blip r:embed="rId7"/>
+                    <a:stretch>
+                      <a:fillRect/>
+                    </a:stretch>
+                  </pic:blipFill>
+                  <pic:spPr>
+                    <a:xfrm>
+                      <a:off x="0" y="0"/>
+                      <a:ext cx="5553850" cy="2648320"/>
+                    </a:xfrm>
+                    <a:prstGeom prst="rect">
+                      <a:avLst/>
+                    </a:prstGeom>
+                  </pic:spPr>
+                </pic:pic>
+              </a:graphicData>
+            </a:graphic>
+          </wp:inline>
+        </w:drawing>
+      </w:r>
+    </w:p>
+    <w:p>
+      <w:r>
+        <w:drawing>
+          <wp:inline distT="0" distB="0" distL="0" distR="0" wp14:anchorId="68504FFB" wp14:editId="4439BFB3">
+            <wp:extent cx="5943600" cy="2064385"/>
+            <wp:effectExtent l="0" t="0" r="0" b="0"/>
+            <wp:docPr id="816558466" name="Picture 1"/>
+            <wp:cNvGraphicFramePr>
+              <a:graphicFrameLocks xmlns:a="http://schemas.openxmlformats.org/drawingml/2006/main" noChangeAspect="1"/>
+            </wp:cNvGraphicFramePr>
+            <a:graphic xmlns:a="http://schemas.openxmlformats.org/drawingml/2006/main">
+              <a:graphicData uri="http://schemas.openxmlformats.org/drawingml/2006/picture">
+                <pic:pic xmlns:pic="http://schemas.openxmlformats.org/drawingml/2006/picture">
+                  <pic:nvPicPr>
+                    <pic:cNvPr id="816558466" name=""/>
+                    <pic:cNvPicPr/>
+                  </pic:nvPicPr>
+                  <pic:blipFill>
+                    <a:blip r:embed="rId8"/>
+                    <a:stretch>
+                      <a:fillRect/>
+                    </a:stretch>
+                  </pic:blipFill>
+                  <pic:spPr>
+                    <a:xfrm>
+                      <a:off x="0" y="0"/>
+                      <a:ext cx="5943600" cy="2064385"/>
+                    </a:xfrm>
+                    <a:prstGeom prst="rect">
+                      <a:avLst/>
+                    </a:prstGeom>
+                  </pic:spPr>
+                </pic:pic>
+              </a:graphicData>
+            </a:graphic>
+          </wp:inline>
+        </w:drawing>
+      </w:r>
+    </w:p>
     <w:sectPr>
       <w:pgSz w:w="12240" w:h="15840"/>
       <w:pgMar w:top="1440" w:right="1440" w:bottom="1440" w:left="1440" w:header="720" w:footer="720" w:gutter="0"/>
